--- a/exports/karneler/258_MERYEM_BOZDEMIR_Karne.docx
+++ b/exports/karneler/258_MERYEM_BOZDEMIR_Karne.docx
@@ -27,7 +27,7 @@
           <w:color w:val="646464"/>
           <w:sz w:val="17"/>
         </w:rPr>
-        <w:t>Deneme Sınavı: 2026-2027  PARAF LGS 1 | Kurumsal Başarı ve Takip Sistemi</w:t>
+        <w:t>Deneme Sınavı: PARAF LGS 1 | Kurumsal Başarı ve Takip Sistemi</w:t>
       </w:r>
     </w:p>
     <w:tbl>
@@ -1732,6 +1732,32 @@
               <w:t>Fen Bilimleri netin: 7.00 (10 Doğru, 9 Yanlış, 1 Boş). Fen Bilimleri dersi öncelikli müdahale alanındır (7.00 Net, 9 Yanlış). Kesin Kural: Emin olmadığın soruları rastgele tahminle işaretleme; bilmediğini boş bırakmak dahi netini hemen yükseltecektir. 'Mevsimlerin Oluşumu' (%43) temel kavramlarını sıfırdan çalış. Haftalık 30 temel seviye kazanım sorusu çöz ve yapamadığın her soruyu öğretmenine sor.</w:t>
             </w:r>
           </w:p>
+          <w:p>
+            <w:pPr>
+              <w:spacing w:after="20"/>
+            </w:pPr>
+            <w:r>
+              <w:rPr>
+                <w:b/>
+                <w:color w:val="C0392B"/>
+                <w:sz w:val="15"/>
+              </w:rPr>
+              <w:t xml:space="preserve">📺 Önerilen YouTube Desteği (Temel Seviye): </w:t>
+            </w:r>
+            <w:r>
+              <w:rPr>
+                <w:b/>
+                <w:sz w:val="15"/>
+              </w:rPr>
+              <w:t xml:space="preserve">Kanal: Derslike | </w:t>
+            </w:r>
+            <w:r>
+              <w:rPr>
+                <w:sz w:val="15"/>
+              </w:rPr>
+              <w:t>Odak: Görsel ve 3D Animasyonlu Temel Anlatım. Taktik: Mevsimler ve İklim konularındaki 3D modellemeleri ve Güneş ışınlarının geliş açılarını dikkatle izle.</w:t>
+            </w:r>
+          </w:p>
         </w:tc>
       </w:tr>
     </w:tbl>
@@ -1876,7 +1902,33 @@
               <w:rPr>
                 <w:sz w:val="15"/>
               </w:rPr>
-              <w:t>Matematik netin: 2.00 (4 Doğru, 6 Yanlış, 10 Boş). Matematik dersi LGS başarında en kritik sıçrama alanındır (2.00 Net, 6 Yanlış). Stratejik Kural: Bilmediğin soruyu boş bırakmak 0.33 net kazandırır; rastgele tahmin yapmayı derhal bırak! Öncelikle [Üslü İfadeler Temel Kuralları, Aralarında Asal Sayılar] konularındaki temel kazanım kavrama testlerini çöz. Haftalık 40 temel-orta düzey soru kotası koy ve yanlış defteri tut.</w:t>
+              <w:t xml:space="preserve">Matematik netin: 2.00 (4 Doğru, 6 Yanlış, 10 Boş). Matematik dersi LGS başarında en kritik sıçrama alanındır (2.00 Net, 6 Yanlış). Stratejik Kural: Bilmediğin soruyu boş bırakmak 0.33 net kazandırır; rastgele tahmin yapmayı derhal bırak! Öncelikle [Üslü İfadeler Temel Kuralları, Aralarında Asal Sayılar] konularındaki temel kazanım kavrama testlerini çöz. </w:t>
+            </w:r>
+          </w:p>
+          <w:p>
+            <w:pPr>
+              <w:spacing w:after="20"/>
+            </w:pPr>
+            <w:r>
+              <w:rPr>
+                <w:b/>
+                <w:color w:val="C0392B"/>
+                <w:sz w:val="15"/>
+              </w:rPr>
+              <w:t xml:space="preserve">📺 Önerilen YouTube Desteği (Temel Seviye): </w:t>
+            </w:r>
+            <w:r>
+              <w:rPr>
+                <w:b/>
+                <w:sz w:val="15"/>
+              </w:rPr>
+              <w:t xml:space="preserve">Kanal: Partikül Matematik | </w:t>
+            </w:r>
+            <w:r>
+              <w:rPr>
+                <w:sz w:val="15"/>
+              </w:rPr>
+              <w:t>Odak: Temel Kavramlar &amp; Adım Adım Konu Anlatımı. Taktik: Videoyu durdurarak hocayla birlikte işlem yap; temel soru tiplerini not alıp kavrama testlerine geç.</w:t>
             </w:r>
           </w:p>
         </w:tc>
@@ -2026,6 +2078,32 @@
               <w:t>Türkçe branş netin: 10.67 (13 Doğru, 7 Yanlış, 0 Boş). Ortalama üstü bir performans olmakla birlikte 7 yanlış başarı payını törpülemiş. Öncelikli olarak sıfır çektiğin [Öznel ve Nesnel Anlatımlı Cümleler, Tablo ve Grafik Yorumlama] konularındaki kavram ve kuralları tekrar et. Kısmi kayıp yaşadığın [Sözcük ve Sözcük Gruplarında Anlam (%50), FİİLİMSİLER (%50)] alanlarında metindeki açık kanıtın altını çizerek çöz. Günde 20 paragraf sorusu çöz; iki şık arasında kaldığında işaretleme yapmayıp boş bırak.</w:t>
             </w:r>
           </w:p>
+          <w:p>
+            <w:pPr>
+              <w:spacing w:after="20"/>
+            </w:pPr>
+            <w:r>
+              <w:rPr>
+                <w:b/>
+                <w:color w:val="C0392B"/>
+                <w:sz w:val="15"/>
+              </w:rPr>
+              <w:t xml:space="preserve">📺 Önerilen YouTube Desteği (Orta Seviye): </w:t>
+            </w:r>
+            <w:r>
+              <w:rPr>
+                <w:b/>
+                <w:sz w:val="15"/>
+              </w:rPr>
+              <w:t xml:space="preserve">Kanal: Hız Yayınları - Ebubekir Hoca | </w:t>
+            </w:r>
+            <w:r>
+              <w:rPr>
+                <w:sz w:val="15"/>
+              </w:rPr>
+              <w:t>Odak: Paragraf Taktikleri &amp; Çeldirici Eleme. Taktik: Paragraf sorularında hocanın anahtar kelimeleri ve metin kanıtlarını nasıl çizdiğine dikkat et.</w:t>
+            </w:r>
+          </w:p>
         </w:tc>
       </w:tr>
     </w:tbl>
@@ -2152,6 +2230,32 @@
                 <w:sz w:val="15"/>
               </w:rPr>
               <w:t>İnkılap Tarihi netin: 8.67 (9 Doğru, 1 Yanlış, 0 Boş). Tarihsel kronoloji ve neden-sonuç analiz kabiliyetin çok güçlü. Tek net kaybının yaşandığı 'Mustafa Kemal'in Öğrenim Hayatı' konusundaki kavram haritasını inceleyerek 10'da 10 full hedefini sürdür.</w:t>
+            </w:r>
+          </w:p>
+          <w:p>
+            <w:pPr>
+              <w:spacing w:after="20"/>
+            </w:pPr>
+            <w:r>
+              <w:rPr>
+                <w:b/>
+                <w:color w:val="C0392B"/>
+                <w:sz w:val="15"/>
+              </w:rPr>
+              <w:t xml:space="preserve">📺 Önerilen YouTube Desteği (İleri Düzey (Şampiyon)): </w:t>
+            </w:r>
+            <w:r>
+              <w:rPr>
+                <w:b/>
+                <w:sz w:val="15"/>
+              </w:rPr>
+              <w:t xml:space="preserve">Kanal: Buğra Hoca Sosyal Bilgiler Dersliği | </w:t>
+            </w:r>
+            <w:r>
+              <w:rPr>
+                <w:sz w:val="15"/>
+              </w:rPr>
+              <w:t>Odak: Kritik Çeldiriciler &amp; MEB Tarzı Uç Sorular. Taktik: Tarihsel kavramların güncel yorumlarla ilişkilendirildiği zor soru tiplerine odaklan.</w:t>
             </w:r>
           </w:p>
         </w:tc>
@@ -2301,6 +2405,32 @@
               <w:t>Din Kültürü netin: 7.33 (8 Doğru, 2 Yanlış, 0 Boş). Din Kültürü netin (7.33) potansiyelinin altında. Sıfır çektiğin [Ayet el-Kürsi ve Anlamı] konusunu mutlaka tekrar et. Kavram karmaşası yaşanan [Kader Kavramları (Ömür, Ecel, Rızık, Tevekkül) (%67)] alanlarına odaklan. Ömür, ecel, rızık, tevekkül, cüzi/külli irade kavramlarını sözlük kartlarına yazıp ezberle. Ayet-el Kürsi ana fikrine ve yasalara çalış.</w:t>
             </w:r>
           </w:p>
+          <w:p>
+            <w:pPr>
+              <w:spacing w:after="20"/>
+            </w:pPr>
+            <w:r>
+              <w:rPr>
+                <w:b/>
+                <w:color w:val="C0392B"/>
+                <w:sz w:val="15"/>
+              </w:rPr>
+              <w:t xml:space="preserve">📺 Önerilen YouTube Desteği (Orta Seviye): </w:t>
+            </w:r>
+            <w:r>
+              <w:rPr>
+                <w:b/>
+                <w:sz w:val="15"/>
+              </w:rPr>
+              <w:t xml:space="preserve">Kanal: Cebrail Hocam | </w:t>
+            </w:r>
+            <w:r>
+              <w:rPr>
+                <w:sz w:val="15"/>
+              </w:rPr>
+              <w:t>Odak: Ayet Yorumlama &amp; MEB Örnek Soruları. Taktik: Ayet-el Kürsi ana fikri ve evrensel yasalarla ilgili soru kalıplarını videoyla paralel çöz.</w:t>
+            </w:r>
+          </w:p>
         </w:tc>
       </w:tr>
     </w:tbl>
@@ -2427,6 +2557,32 @@
                 <w:sz w:val="15"/>
               </w:rPr>
               <w:t>İngilizce branş netin: 8.67 (9 Doğru, 1 Yanlış, 0 Boş). Friendship ünitesi kelime ve diyalog hakimiyetin çok iyi. Tek net kaybının yaşandığı 'Basit Sorular Sorma' kalıbını gözden geçirerek 10'da 10 yapabilirsin.</w:t>
+            </w:r>
+          </w:p>
+          <w:p>
+            <w:pPr>
+              <w:spacing w:after="20"/>
+            </w:pPr>
+            <w:r>
+              <w:rPr>
+                <w:b/>
+                <w:color w:val="C0392B"/>
+                <w:sz w:val="15"/>
+              </w:rPr>
+              <w:t xml:space="preserve">📺 Önerilen YouTube Desteği (İleri Düzey (Şampiyon)): </w:t>
+            </w:r>
+            <w:r>
+              <w:rPr>
+                <w:b/>
+                <w:sz w:val="15"/>
+              </w:rPr>
+              <w:t xml:space="preserve">Kanal: Ümitcan Hoca | </w:t>
+            </w:r>
+            <w:r>
+              <w:rPr>
+                <w:sz w:val="15"/>
+              </w:rPr>
+              <w:t>Odak: Yeni Nesil Okuma Parçaları, Tablo &amp; Grafik Yorumlama. Taktik: Afiş, davetiye ve soru kökündeki 'NOT / except' gibi olumsuzluk ifadelerine dikkat ederek hızlan.</w:t>
             </w:r>
           </w:p>
         </w:tc>

--- a/exports/karneler/258_MERYEM_BOZDEMIR_Karne.docx
+++ b/exports/karneler/258_MERYEM_BOZDEMIR_Karne.docx
@@ -2095,7 +2095,7 @@
                 <w:b/>
                 <w:sz w:val="15"/>
               </w:rPr>
-              <w:t xml:space="preserve">Kanal: Hız Yayınları - Ebubekir Hoca | </w:t>
+              <w:t xml:space="preserve">Kanal: Hız Yayınları veya Ebubekir Hoca ile Türkçe | </w:t>
             </w:r>
             <w:r>
               <w:rPr>

--- a/exports/karneler/258_MERYEM_BOZDEMIR_Karne.docx
+++ b/exports/karneler/258_MERYEM_BOZDEMIR_Karne.docx
@@ -27,7 +27,7 @@
           <w:color w:val="646464"/>
           <w:sz w:val="17"/>
         </w:rPr>
-        <w:t>Deneme Sınavı: PARAF LGS 1 | Kurumsal Başarı ve Takip Sistemi</w:t>
+        <w:t>Deneme Sınavı: 2026-2027  NARTEST LGS 1 | Kurumsal Başarı ve Takip Sistemi</w:t>
       </w:r>
     </w:p>
     <w:tbl>
@@ -169,7 +169,7 @@
               <w:rPr>
                 <w:sz w:val="16"/>
               </w:rPr>
-              <w:t>44.34 Net / 310.11 Puan</w:t>
+              <w:t>53.33 Net / 357.67 Puan</w:t>
             </w:r>
           </w:p>
         </w:tc>
@@ -209,7 +209,7 @@
               <w:rPr>
                 <w:sz w:val="16"/>
               </w:rPr>
-              <w:t>Sınıf: 11/27 | Okul: 50/110 | TG: 7237 (Dilim: %69.88)</w:t>
+              <w:t>Sınıf: 12 / 28 | Okul: 24 / 56 | TG: 1931 (Dilim: %63.35)</w:t>
             </w:r>
           </w:p>
         </w:tc>
@@ -483,7 +483,7 @@
               <w:rPr>
                 <w:sz w:val="15"/>
               </w:rPr>
-              <w:t>13</w:t>
+              <w:t>17</w:t>
             </w:r>
           </w:p>
         </w:tc>
@@ -505,7 +505,7 @@
               <w:rPr>
                 <w:sz w:val="15"/>
               </w:rPr>
-              <w:t>7</w:t>
+              <w:t>3</w:t>
             </w:r>
           </w:p>
         </w:tc>
@@ -549,7 +549,7 @@
               <w:rPr>
                 <w:sz w:val="15"/>
               </w:rPr>
-              <w:t>10.67</w:t>
+              <w:t>16.00</w:t>
             </w:r>
           </w:p>
         </w:tc>
@@ -571,7 +571,7 @@
               <w:rPr>
                 <w:sz w:val="15"/>
               </w:rPr>
-              <w:t>%53.3</w:t>
+              <w:t>%80.0</w:t>
             </w:r>
           </w:p>
         </w:tc>
@@ -596,162 +596,6 @@
                 <w:sz w:val="15"/>
               </w:rPr>
               <w:t>İnkılap Tarihi</w:t>
-            </w:r>
-          </w:p>
-        </w:tc>
-        <w:tc>
-          <w:tcPr>
-            <w:tcW w:type="dxa" w:w="1543"/>
-            <w:tcMar>
-              <w:top w:w="20" w:type="dxa"/>
-              <w:bottom w:w="20" w:type="dxa"/>
-              <w:left w:w="35" w:type="dxa"/>
-              <w:right w:w="35" w:type="dxa"/>
-            </w:tcMar>
-          </w:tcPr>
-          <w:p>
-            <w:pPr>
-              <w:jc w:val="center"/>
-            </w:pPr>
-            <w:r>
-              <w:rPr>
-                <w:sz w:val="15"/>
-              </w:rPr>
-              <w:t>10</w:t>
-            </w:r>
-          </w:p>
-        </w:tc>
-        <w:tc>
-          <w:tcPr>
-            <w:tcW w:type="dxa" w:w="1543"/>
-            <w:tcMar>
-              <w:top w:w="20" w:type="dxa"/>
-              <w:bottom w:w="20" w:type="dxa"/>
-              <w:left w:w="35" w:type="dxa"/>
-              <w:right w:w="35" w:type="dxa"/>
-            </w:tcMar>
-          </w:tcPr>
-          <w:p>
-            <w:pPr>
-              <w:jc w:val="center"/>
-            </w:pPr>
-            <w:r>
-              <w:rPr>
-                <w:sz w:val="15"/>
-              </w:rPr>
-              <w:t>9</w:t>
-            </w:r>
-          </w:p>
-        </w:tc>
-        <w:tc>
-          <w:tcPr>
-            <w:tcW w:type="dxa" w:w="1543"/>
-            <w:tcMar>
-              <w:top w:w="20" w:type="dxa"/>
-              <w:bottom w:w="20" w:type="dxa"/>
-              <w:left w:w="35" w:type="dxa"/>
-              <w:right w:w="35" w:type="dxa"/>
-            </w:tcMar>
-          </w:tcPr>
-          <w:p>
-            <w:pPr>
-              <w:jc w:val="center"/>
-            </w:pPr>
-            <w:r>
-              <w:rPr>
-                <w:sz w:val="15"/>
-              </w:rPr>
-              <w:t>1</w:t>
-            </w:r>
-          </w:p>
-        </w:tc>
-        <w:tc>
-          <w:tcPr>
-            <w:tcW w:type="dxa" w:w="1543"/>
-            <w:tcMar>
-              <w:top w:w="20" w:type="dxa"/>
-              <w:bottom w:w="20" w:type="dxa"/>
-              <w:left w:w="35" w:type="dxa"/>
-              <w:right w:w="35" w:type="dxa"/>
-            </w:tcMar>
-          </w:tcPr>
-          <w:p>
-            <w:pPr>
-              <w:jc w:val="center"/>
-            </w:pPr>
-            <w:r>
-              <w:rPr>
-                <w:sz w:val="15"/>
-              </w:rPr>
-              <w:t>0</w:t>
-            </w:r>
-          </w:p>
-        </w:tc>
-        <w:tc>
-          <w:tcPr>
-            <w:tcW w:type="dxa" w:w="1543"/>
-            <w:tcMar>
-              <w:top w:w="20" w:type="dxa"/>
-              <w:bottom w:w="20" w:type="dxa"/>
-              <w:left w:w="35" w:type="dxa"/>
-              <w:right w:w="35" w:type="dxa"/>
-            </w:tcMar>
-          </w:tcPr>
-          <w:p>
-            <w:pPr>
-              <w:jc w:val="center"/>
-            </w:pPr>
-            <w:r>
-              <w:rPr>
-                <w:sz w:val="15"/>
-              </w:rPr>
-              <w:t>8.67</w:t>
-            </w:r>
-          </w:p>
-        </w:tc>
-        <w:tc>
-          <w:tcPr>
-            <w:tcW w:type="dxa" w:w="1543"/>
-            <w:tcMar>
-              <w:top w:w="20" w:type="dxa"/>
-              <w:bottom w:w="20" w:type="dxa"/>
-              <w:left w:w="35" w:type="dxa"/>
-              <w:right w:w="35" w:type="dxa"/>
-            </w:tcMar>
-          </w:tcPr>
-          <w:p>
-            <w:pPr>
-              <w:jc w:val="center"/>
-            </w:pPr>
-            <w:r>
-              <w:rPr>
-                <w:sz w:val="15"/>
-              </w:rPr>
-              <w:t>%86.7</w:t>
-            </w:r>
-          </w:p>
-        </w:tc>
-      </w:tr>
-      <w:tr>
-        <w:tc>
-          <w:tcPr>
-            <w:tcW w:type="dxa" w:w="1543"/>
-            <w:tcMar>
-              <w:top w:w="20" w:type="dxa"/>
-              <w:bottom w:w="20" w:type="dxa"/>
-              <w:left w:w="35" w:type="dxa"/>
-              <w:right w:w="35" w:type="dxa"/>
-            </w:tcMar>
-          </w:tcPr>
-          <w:p>
-            <w:pPr>
-              <w:jc w:val="left"/>
-            </w:pPr>
-            <w:r>
-              <w:rPr>
-                <w:sz w:val="15"/>
-              </w:rPr>
-              <w:t>Din Kültürü</w:t>
             </w:r>
           </w:p>
         </w:tc>
@@ -907,6 +751,162 @@
               <w:rPr>
                 <w:sz w:val="15"/>
               </w:rPr>
+              <w:t>Din Kültürü</w:t>
+            </w:r>
+          </w:p>
+        </w:tc>
+        <w:tc>
+          <w:tcPr>
+            <w:tcW w:type="dxa" w:w="1543"/>
+            <w:tcMar>
+              <w:top w:w="20" w:type="dxa"/>
+              <w:bottom w:w="20" w:type="dxa"/>
+              <w:left w:w="35" w:type="dxa"/>
+              <w:right w:w="35" w:type="dxa"/>
+            </w:tcMar>
+          </w:tcPr>
+          <w:p>
+            <w:pPr>
+              <w:jc w:val="center"/>
+            </w:pPr>
+            <w:r>
+              <w:rPr>
+                <w:sz w:val="15"/>
+              </w:rPr>
+              <w:t>10</w:t>
+            </w:r>
+          </w:p>
+        </w:tc>
+        <w:tc>
+          <w:tcPr>
+            <w:tcW w:type="dxa" w:w="1543"/>
+            <w:tcMar>
+              <w:top w:w="20" w:type="dxa"/>
+              <w:bottom w:w="20" w:type="dxa"/>
+              <w:left w:w="35" w:type="dxa"/>
+              <w:right w:w="35" w:type="dxa"/>
+            </w:tcMar>
+          </w:tcPr>
+          <w:p>
+            <w:pPr>
+              <w:jc w:val="center"/>
+            </w:pPr>
+            <w:r>
+              <w:rPr>
+                <w:sz w:val="15"/>
+              </w:rPr>
+              <w:t>6</w:t>
+            </w:r>
+          </w:p>
+        </w:tc>
+        <w:tc>
+          <w:tcPr>
+            <w:tcW w:type="dxa" w:w="1543"/>
+            <w:tcMar>
+              <w:top w:w="20" w:type="dxa"/>
+              <w:bottom w:w="20" w:type="dxa"/>
+              <w:left w:w="35" w:type="dxa"/>
+              <w:right w:w="35" w:type="dxa"/>
+            </w:tcMar>
+          </w:tcPr>
+          <w:p>
+            <w:pPr>
+              <w:jc w:val="center"/>
+            </w:pPr>
+            <w:r>
+              <w:rPr>
+                <w:sz w:val="15"/>
+              </w:rPr>
+              <w:t>4</w:t>
+            </w:r>
+          </w:p>
+        </w:tc>
+        <w:tc>
+          <w:tcPr>
+            <w:tcW w:type="dxa" w:w="1543"/>
+            <w:tcMar>
+              <w:top w:w="20" w:type="dxa"/>
+              <w:bottom w:w="20" w:type="dxa"/>
+              <w:left w:w="35" w:type="dxa"/>
+              <w:right w:w="35" w:type="dxa"/>
+            </w:tcMar>
+          </w:tcPr>
+          <w:p>
+            <w:pPr>
+              <w:jc w:val="center"/>
+            </w:pPr>
+            <w:r>
+              <w:rPr>
+                <w:sz w:val="15"/>
+              </w:rPr>
+              <w:t>0</w:t>
+            </w:r>
+          </w:p>
+        </w:tc>
+        <w:tc>
+          <w:tcPr>
+            <w:tcW w:type="dxa" w:w="1543"/>
+            <w:tcMar>
+              <w:top w:w="20" w:type="dxa"/>
+              <w:bottom w:w="20" w:type="dxa"/>
+              <w:left w:w="35" w:type="dxa"/>
+              <w:right w:w="35" w:type="dxa"/>
+            </w:tcMar>
+          </w:tcPr>
+          <w:p>
+            <w:pPr>
+              <w:jc w:val="center"/>
+            </w:pPr>
+            <w:r>
+              <w:rPr>
+                <w:sz w:val="15"/>
+              </w:rPr>
+              <w:t>4.67</w:t>
+            </w:r>
+          </w:p>
+        </w:tc>
+        <w:tc>
+          <w:tcPr>
+            <w:tcW w:type="dxa" w:w="1543"/>
+            <w:tcMar>
+              <w:top w:w="20" w:type="dxa"/>
+              <w:bottom w:w="20" w:type="dxa"/>
+              <w:left w:w="35" w:type="dxa"/>
+              <w:right w:w="35" w:type="dxa"/>
+            </w:tcMar>
+          </w:tcPr>
+          <w:p>
+            <w:pPr>
+              <w:jc w:val="center"/>
+            </w:pPr>
+            <w:r>
+              <w:rPr>
+                <w:sz w:val="15"/>
+              </w:rPr>
+              <w:t>%46.7</w:t>
+            </w:r>
+          </w:p>
+        </w:tc>
+      </w:tr>
+      <w:tr>
+        <w:tc>
+          <w:tcPr>
+            <w:tcW w:type="dxa" w:w="1543"/>
+            <w:tcMar>
+              <w:top w:w="20" w:type="dxa"/>
+              <w:bottom w:w="20" w:type="dxa"/>
+              <w:left w:w="35" w:type="dxa"/>
+              <w:right w:w="35" w:type="dxa"/>
+            </w:tcMar>
+          </w:tcPr>
+          <w:p>
+            <w:pPr>
+              <w:jc w:val="left"/>
+            </w:pPr>
+            <w:r>
+              <w:rPr>
+                <w:sz w:val="15"/>
+              </w:rPr>
               <w:t>İngilizce</w:t>
             </w:r>
           </w:p>
@@ -951,29 +951,7 @@
               <w:rPr>
                 <w:sz w:val="15"/>
               </w:rPr>
-              <w:t>9</w:t>
-            </w:r>
-          </w:p>
-        </w:tc>
-        <w:tc>
-          <w:tcPr>
-            <w:tcW w:type="dxa" w:w="1543"/>
-            <w:tcMar>
-              <w:top w:w="20" w:type="dxa"/>
-              <w:bottom w:w="20" w:type="dxa"/>
-              <w:left w:w="35" w:type="dxa"/>
-              <w:right w:w="35" w:type="dxa"/>
-            </w:tcMar>
-          </w:tcPr>
-          <w:p>
-            <w:pPr>
-              <w:jc w:val="center"/>
-            </w:pPr>
-            <w:r>
-              <w:rPr>
-                <w:sz w:val="15"/>
-              </w:rPr>
-              <w:t>1</w:t>
+              <w:t>10</w:t>
             </w:r>
           </w:p>
         </w:tc>
@@ -1017,7 +995,7 @@
               <w:rPr>
                 <w:sz w:val="15"/>
               </w:rPr>
-              <w:t>8.67</w:t>
+              <w:t>0</w:t>
             </w:r>
           </w:p>
         </w:tc>
@@ -1039,7 +1017,29 @@
               <w:rPr>
                 <w:sz w:val="15"/>
               </w:rPr>
-              <w:t>%86.7</w:t>
+              <w:t>10.00</w:t>
+            </w:r>
+          </w:p>
+        </w:tc>
+        <w:tc>
+          <w:tcPr>
+            <w:tcW w:type="dxa" w:w="1543"/>
+            <w:tcMar>
+              <w:top w:w="20" w:type="dxa"/>
+              <w:bottom w:w="20" w:type="dxa"/>
+              <w:left w:w="35" w:type="dxa"/>
+              <w:right w:w="35" w:type="dxa"/>
+            </w:tcMar>
+          </w:tcPr>
+          <w:p>
+            <w:pPr>
+              <w:jc w:val="center"/>
+            </w:pPr>
+            <w:r>
+              <w:rPr>
+                <w:sz w:val="15"/>
+              </w:rPr>
+              <w:t>%100.0</w:t>
             </w:r>
           </w:p>
         </w:tc>
@@ -1107,7 +1107,7 @@
               <w:rPr>
                 <w:sz w:val="15"/>
               </w:rPr>
-              <w:t>4</w:t>
+              <w:t>9</w:t>
             </w:r>
           </w:p>
         </w:tc>
@@ -1151,7 +1151,7 @@
               <w:rPr>
                 <w:sz w:val="15"/>
               </w:rPr>
-              <w:t>10</w:t>
+              <w:t>5</w:t>
             </w:r>
           </w:p>
         </w:tc>
@@ -1173,7 +1173,7 @@
               <w:rPr>
                 <w:sz w:val="15"/>
               </w:rPr>
-              <w:t>2.00</w:t>
+              <w:t>7.00</w:t>
             </w:r>
           </w:p>
         </w:tc>
@@ -1195,7 +1195,7 @@
               <w:rPr>
                 <w:sz w:val="15"/>
               </w:rPr>
-              <w:t>%10.0</w:t>
+              <w:t>%35.0</w:t>
             </w:r>
           </w:p>
         </w:tc>
@@ -1263,7 +1263,7 @@
               <w:rPr>
                 <w:sz w:val="15"/>
               </w:rPr>
-              <w:t>10</w:t>
+              <w:t>11</w:t>
             </w:r>
           </w:p>
         </w:tc>
@@ -1285,7 +1285,7 @@
               <w:rPr>
                 <w:sz w:val="15"/>
               </w:rPr>
-              <w:t>9</w:t>
+              <w:t>8</w:t>
             </w:r>
           </w:p>
         </w:tc>
@@ -1329,7 +1329,7 @@
               <w:rPr>
                 <w:sz w:val="15"/>
               </w:rPr>
-              <w:t>7.00</w:t>
+              <w:t>8.33</w:t>
             </w:r>
           </w:p>
         </w:tc>
@@ -1351,7 +1351,7 @@
               <w:rPr>
                 <w:sz w:val="15"/>
               </w:rPr>
-              <w:t>%35.0</w:t>
+              <w:t>%41.6</w:t>
             </w:r>
           </w:p>
         </w:tc>
@@ -1425,7 +1425,7 @@
                 <w:b/>
                 <w:sz w:val="15"/>
               </w:rPr>
-              <w:t>53</w:t>
+              <w:t>61</w:t>
             </w:r>
           </w:p>
         </w:tc>
@@ -1449,7 +1449,7 @@
                 <w:b/>
                 <w:sz w:val="15"/>
               </w:rPr>
-              <w:t>26</w:t>
+              <w:t>23</w:t>
             </w:r>
           </w:p>
         </w:tc>
@@ -1473,7 +1473,7 @@
                 <w:b/>
                 <w:sz w:val="15"/>
               </w:rPr>
-              <w:t>11</w:t>
+              <w:t>6</w:t>
             </w:r>
           </w:p>
         </w:tc>
@@ -1497,7 +1497,7 @@
                 <w:b/>
                 <w:sz w:val="15"/>
               </w:rPr>
-              <w:t>44.34</w:t>
+              <w:t>53.33</w:t>
             </w:r>
           </w:p>
         </w:tc>
@@ -1521,7 +1521,629 @@
                 <w:b/>
                 <w:sz w:val="15"/>
               </w:rPr>
-              <w:t>%49.3</w:t>
+              <w:t>%59.3</w:t>
+            </w:r>
+          </w:p>
+        </w:tc>
+      </w:tr>
+    </w:tbl>
+    <w:p>
+      <w:pPr>
+        <w:spacing w:before="80" w:after="40"/>
+      </w:pPr>
+      <w:r>
+        <w:rPr>
+          <w:b/>
+          <w:color w:val="1F497D"/>
+          <w:sz w:val="18"/>
+        </w:rPr>
+        <w:t>1. DENEMELER ARASI GELİŞİM VE AKADEMİK DEĞİŞİM ANALİZİ (PARAF 1 ➔ NARTEST 1)</w:t>
+      </w:r>
+    </w:p>
+    <w:tbl>
+      <w:tblPr>
+        <w:tblW w:type="auto" w:w="0"/>
+        <w:jc w:val="center"/>
+        <w:tblLook w:firstColumn="1" w:firstRow="1" w:lastColumn="0" w:lastRow="0" w:noHBand="0" w:noVBand="1" w:val="04A0"/>
+        <w:tblBorders>
+          <w:top w:val="single" w:sz="4" w:space="0" w:color="B0C4DE"/>
+          <w:left w:val="single" w:sz="4" w:space="0" w:color="B0C4DE"/>
+          <w:bottom w:val="single" w:sz="4" w:space="0" w:color="B0C4DE"/>
+          <w:right w:val="single" w:sz="4" w:space="0" w:color="B0C4DE"/>
+          <w:insideH w:val="single" w:sz="4" w:space="0" w:color="B0C4DE"/>
+          <w:insideV w:val="single" w:sz="4" w:space="0" w:color="B0C4DE"/>
+        </w:tblBorders>
+      </w:tblPr>
+      <w:tblGrid>
+        <w:gridCol w:w="2160"/>
+        <w:gridCol w:w="2160"/>
+        <w:gridCol w:w="2160"/>
+        <w:gridCol w:w="2160"/>
+        <w:gridCol w:w="2160"/>
+      </w:tblGrid>
+      <w:tr>
+        <w:tc>
+          <w:tcPr>
+            <w:tcW w:type="dxa" w:w="2160"/>
+            <w:shd w:fill="1F497D"/>
+            <w:tcMar>
+              <w:top w:w="25" w:type="dxa"/>
+              <w:bottom w:w="25" w:type="dxa"/>
+              <w:left w:w="35" w:type="dxa"/>
+              <w:right w:w="35" w:type="dxa"/>
+            </w:tcMar>
+          </w:tcPr>
+          <w:p>
+            <w:pPr>
+              <w:jc w:val="left"/>
+            </w:pPr>
+            <w:r>
+              <w:rPr>
+                <w:b/>
+                <w:color w:val="FFFFFF"/>
+                <w:sz w:val="15"/>
+              </w:rPr>
+              <w:t>Değerlendirme Kriteri</w:t>
+            </w:r>
+          </w:p>
+        </w:tc>
+        <w:tc>
+          <w:tcPr>
+            <w:tcW w:type="dxa" w:w="2160"/>
+            <w:shd w:fill="1F497D"/>
+            <w:tcMar>
+              <w:top w:w="25" w:type="dxa"/>
+              <w:bottom w:w="25" w:type="dxa"/>
+              <w:left w:w="35" w:type="dxa"/>
+              <w:right w:w="35" w:type="dxa"/>
+            </w:tcMar>
+          </w:tcPr>
+          <w:p>
+            <w:pPr>
+              <w:jc w:val="center"/>
+            </w:pPr>
+            <w:r>
+              <w:rPr>
+                <w:b/>
+                <w:color w:val="FFFFFF"/>
+                <w:sz w:val="15"/>
+              </w:rPr>
+              <w:t>1. Deneme (PARAF)</w:t>
+            </w:r>
+          </w:p>
+        </w:tc>
+        <w:tc>
+          <w:tcPr>
+            <w:tcW w:type="dxa" w:w="2160"/>
+            <w:shd w:fill="1F497D"/>
+            <w:tcMar>
+              <w:top w:w="25" w:type="dxa"/>
+              <w:bottom w:w="25" w:type="dxa"/>
+              <w:left w:w="35" w:type="dxa"/>
+              <w:right w:w="35" w:type="dxa"/>
+            </w:tcMar>
+          </w:tcPr>
+          <w:p>
+            <w:pPr>
+              <w:jc w:val="center"/>
+            </w:pPr>
+            <w:r>
+              <w:rPr>
+                <w:b/>
+                <w:color w:val="FFFFFF"/>
+                <w:sz w:val="15"/>
+              </w:rPr>
+              <w:t>2. Deneme (NARTEST)</w:t>
+            </w:r>
+          </w:p>
+        </w:tc>
+        <w:tc>
+          <w:tcPr>
+            <w:tcW w:type="dxa" w:w="2160"/>
+            <w:shd w:fill="1F497D"/>
+            <w:tcMar>
+              <w:top w:w="25" w:type="dxa"/>
+              <w:bottom w:w="25" w:type="dxa"/>
+              <w:left w:w="35" w:type="dxa"/>
+              <w:right w:w="35" w:type="dxa"/>
+            </w:tcMar>
+          </w:tcPr>
+          <w:p>
+            <w:pPr>
+              <w:jc w:val="center"/>
+            </w:pPr>
+            <w:r>
+              <w:rPr>
+                <w:b/>
+                <w:color w:val="FFFFFF"/>
+                <w:sz w:val="15"/>
+              </w:rPr>
+              <w:t>Sınavlar Arası Fark</w:t>
+            </w:r>
+          </w:p>
+        </w:tc>
+        <w:tc>
+          <w:tcPr>
+            <w:tcW w:type="dxa" w:w="2160"/>
+            <w:shd w:fill="1F497D"/>
+            <w:tcMar>
+              <w:top w:w="25" w:type="dxa"/>
+              <w:bottom w:w="25" w:type="dxa"/>
+              <w:left w:w="35" w:type="dxa"/>
+              <w:right w:w="35" w:type="dxa"/>
+            </w:tcMar>
+          </w:tcPr>
+          <w:p>
+            <w:pPr>
+              <w:jc w:val="center"/>
+            </w:pPr>
+            <w:r>
+              <w:rPr>
+                <w:b/>
+                <w:color w:val="FFFFFF"/>
+                <w:sz w:val="15"/>
+              </w:rPr>
+              <w:t>Gelişim Durumu</w:t>
+            </w:r>
+          </w:p>
+        </w:tc>
+      </w:tr>
+      <w:tr>
+        <w:tc>
+          <w:tcPr>
+            <w:tcW w:type="dxa" w:w="2160"/>
+            <w:tcMar>
+              <w:top w:w="20" w:type="dxa"/>
+              <w:bottom w:w="20" w:type="dxa"/>
+              <w:left w:w="35" w:type="dxa"/>
+              <w:right w:w="35" w:type="dxa"/>
+            </w:tcMar>
+            <w:shd w:fill="F0F4F8"/>
+          </w:tcPr>
+          <w:p>
+            <w:pPr>
+              <w:jc w:val="left"/>
+            </w:pPr>
+            <w:r>
+              <w:rPr>
+                <w:sz w:val="15"/>
+              </w:rPr>
+              <w:t>Toplam Net</w:t>
+            </w:r>
+          </w:p>
+        </w:tc>
+        <w:tc>
+          <w:tcPr>
+            <w:tcW w:type="dxa" w:w="2160"/>
+            <w:tcMar>
+              <w:top w:w="20" w:type="dxa"/>
+              <w:bottom w:w="20" w:type="dxa"/>
+              <w:left w:w="35" w:type="dxa"/>
+              <w:right w:w="35" w:type="dxa"/>
+            </w:tcMar>
+            <w:shd w:fill="F0F4F8"/>
+          </w:tcPr>
+          <w:p>
+            <w:pPr>
+              <w:jc w:val="center"/>
+            </w:pPr>
+            <w:r>
+              <w:rPr>
+                <w:sz w:val="15"/>
+              </w:rPr>
+              <w:t>44.34 Net</w:t>
+            </w:r>
+          </w:p>
+        </w:tc>
+        <w:tc>
+          <w:tcPr>
+            <w:tcW w:type="dxa" w:w="2160"/>
+            <w:tcMar>
+              <w:top w:w="20" w:type="dxa"/>
+              <w:bottom w:w="20" w:type="dxa"/>
+              <w:left w:w="35" w:type="dxa"/>
+              <w:right w:w="35" w:type="dxa"/>
+            </w:tcMar>
+            <w:shd w:fill="F0F4F8"/>
+          </w:tcPr>
+          <w:p>
+            <w:pPr>
+              <w:jc w:val="center"/>
+            </w:pPr>
+            <w:r>
+              <w:rPr>
+                <w:sz w:val="15"/>
+              </w:rPr>
+              <w:t>53.33 Net</w:t>
+            </w:r>
+          </w:p>
+        </w:tc>
+        <w:tc>
+          <w:tcPr>
+            <w:tcW w:type="dxa" w:w="2160"/>
+            <w:tcMar>
+              <w:top w:w="20" w:type="dxa"/>
+              <w:bottom w:w="20" w:type="dxa"/>
+              <w:left w:w="35" w:type="dxa"/>
+              <w:right w:w="35" w:type="dxa"/>
+            </w:tcMar>
+            <w:shd w:fill="E8F8F5"/>
+          </w:tcPr>
+          <w:p>
+            <w:pPr>
+              <w:jc w:val="center"/>
+            </w:pPr>
+            <w:r>
+              <w:rPr>
+                <w:b/>
+                <w:sz w:val="15"/>
+              </w:rPr>
+              <w:t>+8.99 Net</w:t>
+            </w:r>
+          </w:p>
+        </w:tc>
+        <w:tc>
+          <w:tcPr>
+            <w:tcW w:type="dxa" w:w="2160"/>
+            <w:tcMar>
+              <w:top w:w="20" w:type="dxa"/>
+              <w:bottom w:w="20" w:type="dxa"/>
+              <w:left w:w="35" w:type="dxa"/>
+              <w:right w:w="35" w:type="dxa"/>
+            </w:tcMar>
+            <w:shd w:fill="F0F4F8"/>
+          </w:tcPr>
+          <w:p>
+            <w:pPr>
+              <w:jc w:val="center"/>
+            </w:pPr>
+            <w:r>
+              <w:rPr>
+                <w:sz w:val="15"/>
+              </w:rPr>
+              <w:t>🚀 Çok Güçlü İlerleme</w:t>
+            </w:r>
+          </w:p>
+        </w:tc>
+      </w:tr>
+      <w:tr>
+        <w:tc>
+          <w:tcPr>
+            <w:tcW w:type="dxa" w:w="2160"/>
+            <w:tcMar>
+              <w:top w:w="20" w:type="dxa"/>
+              <w:bottom w:w="20" w:type="dxa"/>
+              <w:left w:w="35" w:type="dxa"/>
+              <w:right w:w="35" w:type="dxa"/>
+            </w:tcMar>
+          </w:tcPr>
+          <w:p>
+            <w:pPr>
+              <w:jc w:val="left"/>
+            </w:pPr>
+            <w:r>
+              <w:rPr>
+                <w:sz w:val="15"/>
+              </w:rPr>
+              <w:t>LGS Puanı</w:t>
+            </w:r>
+          </w:p>
+        </w:tc>
+        <w:tc>
+          <w:tcPr>
+            <w:tcW w:type="dxa" w:w="2160"/>
+            <w:tcMar>
+              <w:top w:w="20" w:type="dxa"/>
+              <w:bottom w:w="20" w:type="dxa"/>
+              <w:left w:w="35" w:type="dxa"/>
+              <w:right w:w="35" w:type="dxa"/>
+            </w:tcMar>
+          </w:tcPr>
+          <w:p>
+            <w:pPr>
+              <w:jc w:val="center"/>
+            </w:pPr>
+            <w:r>
+              <w:rPr>
+                <w:sz w:val="15"/>
+              </w:rPr>
+              <w:t>310.11 Puan</w:t>
+            </w:r>
+          </w:p>
+        </w:tc>
+        <w:tc>
+          <w:tcPr>
+            <w:tcW w:type="dxa" w:w="2160"/>
+            <w:tcMar>
+              <w:top w:w="20" w:type="dxa"/>
+              <w:bottom w:w="20" w:type="dxa"/>
+              <w:left w:w="35" w:type="dxa"/>
+              <w:right w:w="35" w:type="dxa"/>
+            </w:tcMar>
+          </w:tcPr>
+          <w:p>
+            <w:pPr>
+              <w:jc w:val="center"/>
+            </w:pPr>
+            <w:r>
+              <w:rPr>
+                <w:sz w:val="15"/>
+              </w:rPr>
+              <w:t>357.67 Puan</w:t>
+            </w:r>
+          </w:p>
+        </w:tc>
+        <w:tc>
+          <w:tcPr>
+            <w:tcW w:type="dxa" w:w="2160"/>
+            <w:tcMar>
+              <w:top w:w="20" w:type="dxa"/>
+              <w:bottom w:w="20" w:type="dxa"/>
+              <w:left w:w="35" w:type="dxa"/>
+              <w:right w:w="35" w:type="dxa"/>
+            </w:tcMar>
+            <w:shd w:fill="E8F8F5"/>
+          </w:tcPr>
+          <w:p>
+            <w:pPr>
+              <w:jc w:val="center"/>
+            </w:pPr>
+            <w:r>
+              <w:rPr>
+                <w:b/>
+                <w:sz w:val="15"/>
+              </w:rPr>
+              <w:t>+47.56 Puan</w:t>
+            </w:r>
+          </w:p>
+        </w:tc>
+        <w:tc>
+          <w:tcPr>
+            <w:tcW w:type="dxa" w:w="2160"/>
+            <w:tcMar>
+              <w:top w:w="20" w:type="dxa"/>
+              <w:bottom w:w="20" w:type="dxa"/>
+              <w:left w:w="35" w:type="dxa"/>
+              <w:right w:w="35" w:type="dxa"/>
+            </w:tcMar>
+          </w:tcPr>
+          <w:p>
+            <w:pPr>
+              <w:jc w:val="center"/>
+            </w:pPr>
+            <w:r>
+              <w:rPr>
+                <w:sz w:val="15"/>
+              </w:rPr>
+              <w:t>Belirgin Puan Artışı</w:t>
+            </w:r>
+          </w:p>
+        </w:tc>
+      </w:tr>
+      <w:tr>
+        <w:tc>
+          <w:tcPr>
+            <w:tcW w:type="dxa" w:w="2160"/>
+            <w:tcMar>
+              <w:top w:w="20" w:type="dxa"/>
+              <w:bottom w:w="20" w:type="dxa"/>
+              <w:left w:w="35" w:type="dxa"/>
+              <w:right w:w="35" w:type="dxa"/>
+            </w:tcMar>
+          </w:tcPr>
+          <w:p>
+            <w:pPr>
+              <w:jc w:val="left"/>
+            </w:pPr>
+            <w:r>
+              <w:rPr>
+                <w:sz w:val="15"/>
+              </w:rPr>
+              <w:t>Sınıf Derecesi</w:t>
+            </w:r>
+          </w:p>
+        </w:tc>
+        <w:tc>
+          <w:tcPr>
+            <w:tcW w:type="dxa" w:w="2160"/>
+            <w:tcMar>
+              <w:top w:w="20" w:type="dxa"/>
+              <w:bottom w:w="20" w:type="dxa"/>
+              <w:left w:w="35" w:type="dxa"/>
+              <w:right w:w="35" w:type="dxa"/>
+            </w:tcMar>
+          </w:tcPr>
+          <w:p>
+            <w:pPr>
+              <w:jc w:val="center"/>
+            </w:pPr>
+            <w:r>
+              <w:rPr>
+                <w:sz w:val="15"/>
+              </w:rPr>
+              <w:t>11. Sıra / 27</w:t>
+            </w:r>
+          </w:p>
+        </w:tc>
+        <w:tc>
+          <w:tcPr>
+            <w:tcW w:type="dxa" w:w="2160"/>
+            <w:tcMar>
+              <w:top w:w="20" w:type="dxa"/>
+              <w:bottom w:w="20" w:type="dxa"/>
+              <w:left w:w="35" w:type="dxa"/>
+              <w:right w:w="35" w:type="dxa"/>
+            </w:tcMar>
+          </w:tcPr>
+          <w:p>
+            <w:pPr>
+              <w:jc w:val="center"/>
+            </w:pPr>
+            <w:r>
+              <w:rPr>
+                <w:sz w:val="15"/>
+              </w:rPr>
+              <w:t>12. Sıra / 28</w:t>
+            </w:r>
+          </w:p>
+        </w:tc>
+        <w:tc>
+          <w:tcPr>
+            <w:tcW w:type="dxa" w:w="2160"/>
+            <w:tcMar>
+              <w:top w:w="20" w:type="dxa"/>
+              <w:bottom w:w="20" w:type="dxa"/>
+              <w:left w:w="35" w:type="dxa"/>
+              <w:right w:w="35" w:type="dxa"/>
+            </w:tcMar>
+            <w:shd w:fill="FDEDEC"/>
+          </w:tcPr>
+          <w:p>
+            <w:pPr>
+              <w:jc w:val="center"/>
+            </w:pPr>
+            <w:r>
+              <w:rPr>
+                <w:b/>
+                <w:sz w:val="15"/>
+              </w:rPr>
+              <w:t>-1 Sıra Geriledi</w:t>
+            </w:r>
+          </w:p>
+        </w:tc>
+        <w:tc>
+          <w:tcPr>
+            <w:tcW w:type="dxa" w:w="2160"/>
+            <w:tcMar>
+              <w:top w:w="20" w:type="dxa"/>
+              <w:bottom w:w="20" w:type="dxa"/>
+              <w:left w:w="35" w:type="dxa"/>
+              <w:right w:w="35" w:type="dxa"/>
+            </w:tcMar>
+          </w:tcPr>
+          <w:p>
+            <w:pPr>
+              <w:jc w:val="center"/>
+            </w:pPr>
+            <w:r>
+              <w:rPr>
+                <w:sz w:val="15"/>
+              </w:rPr>
+              <w:t>Sınıf İçi Başarı</w:t>
+            </w:r>
+          </w:p>
+        </w:tc>
+      </w:tr>
+      <w:tr>
+        <w:tc>
+          <w:tcPr>
+            <w:tcW w:type="dxa" w:w="2160"/>
+            <w:tcMar>
+              <w:top w:w="20" w:type="dxa"/>
+              <w:bottom w:w="20" w:type="dxa"/>
+              <w:left w:w="35" w:type="dxa"/>
+              <w:right w:w="35" w:type="dxa"/>
+            </w:tcMar>
+          </w:tcPr>
+          <w:p>
+            <w:pPr>
+              <w:jc w:val="left"/>
+            </w:pPr>
+            <w:r>
+              <w:rPr>
+                <w:sz w:val="15"/>
+              </w:rPr>
+              <w:t>Okul Derecesi</w:t>
+            </w:r>
+          </w:p>
+        </w:tc>
+        <w:tc>
+          <w:tcPr>
+            <w:tcW w:type="dxa" w:w="2160"/>
+            <w:tcMar>
+              <w:top w:w="20" w:type="dxa"/>
+              <w:bottom w:w="20" w:type="dxa"/>
+              <w:left w:w="35" w:type="dxa"/>
+              <w:right w:w="35" w:type="dxa"/>
+            </w:tcMar>
+          </w:tcPr>
+          <w:p>
+            <w:pPr>
+              <w:jc w:val="center"/>
+            </w:pPr>
+            <w:r>
+              <w:rPr>
+                <w:sz w:val="15"/>
+              </w:rPr>
+              <w:t>50. Sıra / 110</w:t>
+            </w:r>
+          </w:p>
+        </w:tc>
+        <w:tc>
+          <w:tcPr>
+            <w:tcW w:type="dxa" w:w="2160"/>
+            <w:tcMar>
+              <w:top w:w="20" w:type="dxa"/>
+              <w:bottom w:w="20" w:type="dxa"/>
+              <w:left w:w="35" w:type="dxa"/>
+              <w:right w:w="35" w:type="dxa"/>
+            </w:tcMar>
+          </w:tcPr>
+          <w:p>
+            <w:pPr>
+              <w:jc w:val="center"/>
+            </w:pPr>
+            <w:r>
+              <w:rPr>
+                <w:sz w:val="15"/>
+              </w:rPr>
+              <w:t>24. Sıra / 56</w:t>
+            </w:r>
+          </w:p>
+        </w:tc>
+        <w:tc>
+          <w:tcPr>
+            <w:tcW w:type="dxa" w:w="2160"/>
+            <w:tcMar>
+              <w:top w:w="20" w:type="dxa"/>
+              <w:bottom w:w="20" w:type="dxa"/>
+              <w:left w:w="35" w:type="dxa"/>
+              <w:right w:w="35" w:type="dxa"/>
+            </w:tcMar>
+            <w:shd w:fill="E8F8F5"/>
+          </w:tcPr>
+          <w:p>
+            <w:pPr>
+              <w:jc w:val="center"/>
+            </w:pPr>
+            <w:r>
+              <w:rPr>
+                <w:b/>
+                <w:sz w:val="15"/>
+              </w:rPr>
+              <w:t>+26 Sıra Yükseldi</w:t>
+            </w:r>
+          </w:p>
+        </w:tc>
+        <w:tc>
+          <w:tcPr>
+            <w:tcW w:type="dxa" w:w="2160"/>
+            <w:tcMar>
+              <w:top w:w="20" w:type="dxa"/>
+              <w:bottom w:w="20" w:type="dxa"/>
+              <w:left w:w="35" w:type="dxa"/>
+              <w:right w:w="35" w:type="dxa"/>
+            </w:tcMar>
+          </w:tcPr>
+          <w:p>
+            <w:pPr>
+              <w:jc w:val="center"/>
+            </w:pPr>
+            <w:r>
+              <w:rPr>
+                <w:sz w:val="15"/>
+              </w:rPr>
+              <w:t>Okul İçi Başarı</w:t>
             </w:r>
           </w:p>
         </w:tc>
@@ -1535,9 +2157,569 @@
         <w:rPr>
           <w:b/>
           <w:color w:val="006666"/>
+          <w:sz w:val="16"/>
+        </w:rPr>
+        <w:t>Branş Bazlı Net Değişim Tablosu:</w:t>
+      </w:r>
+    </w:p>
+    <w:tbl>
+      <w:tblPr>
+        <w:tblW w:type="auto" w:w="0"/>
+        <w:jc w:val="center"/>
+        <w:tblLook w:firstColumn="1" w:firstRow="1" w:lastColumn="0" w:lastRow="0" w:noHBand="0" w:noVBand="1" w:val="04A0"/>
+        <w:tblBorders>
+          <w:top w:val="single" w:sz="4" w:space="0" w:color="B0C4DE"/>
+          <w:left w:val="single" w:sz="4" w:space="0" w:color="B0C4DE"/>
+          <w:bottom w:val="single" w:sz="4" w:space="0" w:color="B0C4DE"/>
+          <w:right w:val="single" w:sz="4" w:space="0" w:color="B0C4DE"/>
+          <w:insideH w:val="single" w:sz="4" w:space="0" w:color="B0C4DE"/>
+          <w:insideV w:val="single" w:sz="4" w:space="0" w:color="B0C4DE"/>
+        </w:tblBorders>
+      </w:tblPr>
+      <w:tblGrid>
+        <w:gridCol w:w="1543"/>
+        <w:gridCol w:w="1543"/>
+        <w:gridCol w:w="1543"/>
+        <w:gridCol w:w="1543"/>
+        <w:gridCol w:w="1543"/>
+        <w:gridCol w:w="1543"/>
+        <w:gridCol w:w="1543"/>
+      </w:tblGrid>
+      <w:tr>
+        <w:tc>
+          <w:tcPr>
+            <w:tcW w:type="dxa" w:w="1543"/>
+            <w:shd w:fill="1F497D"/>
+            <w:tcMar>
+              <w:top w:w="20" w:type="dxa"/>
+              <w:bottom w:w="20" w:type="dxa"/>
+              <w:left w:w="30" w:type="dxa"/>
+              <w:right w:w="30" w:type="dxa"/>
+            </w:tcMar>
+          </w:tcPr>
+          <w:p>
+            <w:pPr>
+              <w:jc w:val="center"/>
+            </w:pPr>
+            <w:r>
+              <w:rPr>
+                <w:b/>
+                <w:color w:val="FFFFFF"/>
+                <w:sz w:val="15"/>
+              </w:rPr>
+              <w:t>Deneme Sınavı</w:t>
+            </w:r>
+          </w:p>
+        </w:tc>
+        <w:tc>
+          <w:tcPr>
+            <w:tcW w:type="dxa" w:w="1543"/>
+            <w:shd w:fill="1F497D"/>
+            <w:tcMar>
+              <w:top w:w="20" w:type="dxa"/>
+              <w:bottom w:w="20" w:type="dxa"/>
+              <w:left w:w="30" w:type="dxa"/>
+              <w:right w:w="30" w:type="dxa"/>
+            </w:tcMar>
+          </w:tcPr>
+          <w:p>
+            <w:pPr>
+              <w:jc w:val="center"/>
+            </w:pPr>
+            <w:r>
+              <w:rPr>
+                <w:b/>
+                <w:color w:val="FFFFFF"/>
+                <w:sz w:val="15"/>
+              </w:rPr>
+              <w:t>Türkçe</w:t>
+            </w:r>
+          </w:p>
+        </w:tc>
+        <w:tc>
+          <w:tcPr>
+            <w:tcW w:type="dxa" w:w="1543"/>
+            <w:shd w:fill="1F497D"/>
+            <w:tcMar>
+              <w:top w:w="20" w:type="dxa"/>
+              <w:bottom w:w="20" w:type="dxa"/>
+              <w:left w:w="30" w:type="dxa"/>
+              <w:right w:w="30" w:type="dxa"/>
+            </w:tcMar>
+          </w:tcPr>
+          <w:p>
+            <w:pPr>
+              <w:jc w:val="center"/>
+            </w:pPr>
+            <w:r>
+              <w:rPr>
+                <w:b/>
+                <w:color w:val="FFFFFF"/>
+                <w:sz w:val="15"/>
+              </w:rPr>
+              <w:t>İnkılap</w:t>
+            </w:r>
+          </w:p>
+        </w:tc>
+        <w:tc>
+          <w:tcPr>
+            <w:tcW w:type="dxa" w:w="1543"/>
+            <w:shd w:fill="1F497D"/>
+            <w:tcMar>
+              <w:top w:w="20" w:type="dxa"/>
+              <w:bottom w:w="20" w:type="dxa"/>
+              <w:left w:w="30" w:type="dxa"/>
+              <w:right w:w="30" w:type="dxa"/>
+            </w:tcMar>
+          </w:tcPr>
+          <w:p>
+            <w:pPr>
+              <w:jc w:val="center"/>
+            </w:pPr>
+            <w:r>
+              <w:rPr>
+                <w:b/>
+                <w:color w:val="FFFFFF"/>
+                <w:sz w:val="15"/>
+              </w:rPr>
+              <w:t>Din Kül.</w:t>
+            </w:r>
+          </w:p>
+        </w:tc>
+        <w:tc>
+          <w:tcPr>
+            <w:tcW w:type="dxa" w:w="1543"/>
+            <w:shd w:fill="1F497D"/>
+            <w:tcMar>
+              <w:top w:w="20" w:type="dxa"/>
+              <w:bottom w:w="20" w:type="dxa"/>
+              <w:left w:w="30" w:type="dxa"/>
+              <w:right w:w="30" w:type="dxa"/>
+            </w:tcMar>
+          </w:tcPr>
+          <w:p>
+            <w:pPr>
+              <w:jc w:val="center"/>
+            </w:pPr>
+            <w:r>
+              <w:rPr>
+                <w:b/>
+                <w:color w:val="FFFFFF"/>
+                <w:sz w:val="15"/>
+              </w:rPr>
+              <w:t>İngilizce</w:t>
+            </w:r>
+          </w:p>
+        </w:tc>
+        <w:tc>
+          <w:tcPr>
+            <w:tcW w:type="dxa" w:w="1543"/>
+            <w:shd w:fill="1F497D"/>
+            <w:tcMar>
+              <w:top w:w="20" w:type="dxa"/>
+              <w:bottom w:w="20" w:type="dxa"/>
+              <w:left w:w="30" w:type="dxa"/>
+              <w:right w:w="30" w:type="dxa"/>
+            </w:tcMar>
+          </w:tcPr>
+          <w:p>
+            <w:pPr>
+              <w:jc w:val="center"/>
+            </w:pPr>
+            <w:r>
+              <w:rPr>
+                <w:b/>
+                <w:color w:val="FFFFFF"/>
+                <w:sz w:val="15"/>
+              </w:rPr>
+              <w:t>Matematik</w:t>
+            </w:r>
+          </w:p>
+        </w:tc>
+        <w:tc>
+          <w:tcPr>
+            <w:tcW w:type="dxa" w:w="1543"/>
+            <w:shd w:fill="1F497D"/>
+            <w:tcMar>
+              <w:top w:w="20" w:type="dxa"/>
+              <w:bottom w:w="20" w:type="dxa"/>
+              <w:left w:w="30" w:type="dxa"/>
+              <w:right w:w="30" w:type="dxa"/>
+            </w:tcMar>
+          </w:tcPr>
+          <w:p>
+            <w:pPr>
+              <w:jc w:val="center"/>
+            </w:pPr>
+            <w:r>
+              <w:rPr>
+                <w:b/>
+                <w:color w:val="FFFFFF"/>
+                <w:sz w:val="15"/>
+              </w:rPr>
+              <w:t>Fen Bil.</w:t>
+            </w:r>
+          </w:p>
+        </w:tc>
+      </w:tr>
+      <w:tr>
+        <w:tc>
+          <w:tcPr>
+            <w:tcW w:type="dxa" w:w="1543"/>
+            <w:tcMar>
+              <w:top w:w="15" w:type="dxa"/>
+              <w:bottom w:w="15" w:type="dxa"/>
+              <w:left w:w="25" w:type="dxa"/>
+              <w:right w:w="25" w:type="dxa"/>
+            </w:tcMar>
+          </w:tcPr>
+          <w:p>
+            <w:pPr>
+              <w:jc w:val="center"/>
+            </w:pPr>
+            <w:r>
+              <w:rPr>
+                <w:sz w:val="15"/>
+              </w:rPr>
+              <w:t>1. PARAF LGS 1</w:t>
+            </w:r>
+          </w:p>
+        </w:tc>
+        <w:tc>
+          <w:tcPr>
+            <w:tcW w:type="dxa" w:w="1543"/>
+            <w:tcMar>
+              <w:top w:w="15" w:type="dxa"/>
+              <w:bottom w:w="15" w:type="dxa"/>
+              <w:left w:w="25" w:type="dxa"/>
+              <w:right w:w="25" w:type="dxa"/>
+            </w:tcMar>
+          </w:tcPr>
+          <w:p>
+            <w:pPr>
+              <w:jc w:val="center"/>
+            </w:pPr>
+            <w:r>
+              <w:rPr>
+                <w:sz w:val="15"/>
+              </w:rPr>
+              <w:t>10.67</w:t>
+            </w:r>
+          </w:p>
+        </w:tc>
+        <w:tc>
+          <w:tcPr>
+            <w:tcW w:type="dxa" w:w="1543"/>
+            <w:tcMar>
+              <w:top w:w="15" w:type="dxa"/>
+              <w:bottom w:w="15" w:type="dxa"/>
+              <w:left w:w="25" w:type="dxa"/>
+              <w:right w:w="25" w:type="dxa"/>
+            </w:tcMar>
+          </w:tcPr>
+          <w:p>
+            <w:pPr>
+              <w:jc w:val="center"/>
+            </w:pPr>
+            <w:r>
+              <w:rPr>
+                <w:sz w:val="15"/>
+              </w:rPr>
+              <w:t>8.67</w:t>
+            </w:r>
+          </w:p>
+        </w:tc>
+        <w:tc>
+          <w:tcPr>
+            <w:tcW w:type="dxa" w:w="1543"/>
+            <w:tcMar>
+              <w:top w:w="15" w:type="dxa"/>
+              <w:bottom w:w="15" w:type="dxa"/>
+              <w:left w:w="25" w:type="dxa"/>
+              <w:right w:w="25" w:type="dxa"/>
+            </w:tcMar>
+          </w:tcPr>
+          <w:p>
+            <w:pPr>
+              <w:jc w:val="center"/>
+            </w:pPr>
+            <w:r>
+              <w:rPr>
+                <w:sz w:val="15"/>
+              </w:rPr>
+              <w:t>7.33</w:t>
+            </w:r>
+          </w:p>
+        </w:tc>
+        <w:tc>
+          <w:tcPr>
+            <w:tcW w:type="dxa" w:w="1543"/>
+            <w:tcMar>
+              <w:top w:w="15" w:type="dxa"/>
+              <w:bottom w:w="15" w:type="dxa"/>
+              <w:left w:w="25" w:type="dxa"/>
+              <w:right w:w="25" w:type="dxa"/>
+            </w:tcMar>
+          </w:tcPr>
+          <w:p>
+            <w:pPr>
+              <w:jc w:val="center"/>
+            </w:pPr>
+            <w:r>
+              <w:rPr>
+                <w:sz w:val="15"/>
+              </w:rPr>
+              <w:t>8.67</w:t>
+            </w:r>
+          </w:p>
+        </w:tc>
+        <w:tc>
+          <w:tcPr>
+            <w:tcW w:type="dxa" w:w="1543"/>
+            <w:tcMar>
+              <w:top w:w="15" w:type="dxa"/>
+              <w:bottom w:w="15" w:type="dxa"/>
+              <w:left w:w="25" w:type="dxa"/>
+              <w:right w:w="25" w:type="dxa"/>
+            </w:tcMar>
+          </w:tcPr>
+          <w:p>
+            <w:pPr>
+              <w:jc w:val="center"/>
+            </w:pPr>
+            <w:r>
+              <w:rPr>
+                <w:sz w:val="15"/>
+              </w:rPr>
+              <w:t>2.00</w:t>
+            </w:r>
+          </w:p>
+        </w:tc>
+        <w:tc>
+          <w:tcPr>
+            <w:tcW w:type="dxa" w:w="1543"/>
+            <w:tcMar>
+              <w:top w:w="15" w:type="dxa"/>
+              <w:bottom w:w="15" w:type="dxa"/>
+              <w:left w:w="25" w:type="dxa"/>
+              <w:right w:w="25" w:type="dxa"/>
+            </w:tcMar>
+          </w:tcPr>
+          <w:p>
+            <w:pPr>
+              <w:jc w:val="center"/>
+            </w:pPr>
+            <w:r>
+              <w:rPr>
+                <w:sz w:val="15"/>
+              </w:rPr>
+              <w:t>7.00</w:t>
+            </w:r>
+          </w:p>
+        </w:tc>
+      </w:tr>
+      <w:tr>
+        <w:tc>
+          <w:tcPr>
+            <w:tcW w:type="dxa" w:w="1543"/>
+            <w:tcMar>
+              <w:top w:w="15" w:type="dxa"/>
+              <w:bottom w:w="15" w:type="dxa"/>
+              <w:left w:w="25" w:type="dxa"/>
+              <w:right w:w="25" w:type="dxa"/>
+            </w:tcMar>
+          </w:tcPr>
+          <w:p>
+            <w:pPr>
+              <w:jc w:val="center"/>
+            </w:pPr>
+            <w:r>
+              <w:rPr>
+                <w:b/>
+                <w:sz w:val="15"/>
+              </w:rPr>
+              <w:t>Net Farkı (+/-)</w:t>
+            </w:r>
+          </w:p>
+        </w:tc>
+        <w:tc>
+          <w:tcPr>
+            <w:tcW w:type="dxa" w:w="1543"/>
+            <w:tcMar>
+              <w:top w:w="15" w:type="dxa"/>
+              <w:bottom w:w="15" w:type="dxa"/>
+              <w:left w:w="25" w:type="dxa"/>
+              <w:right w:w="25" w:type="dxa"/>
+            </w:tcMar>
+            <w:shd w:fill="E8F8F5"/>
+          </w:tcPr>
+          <w:p>
+            <w:pPr>
+              <w:jc w:val="center"/>
+            </w:pPr>
+            <w:r>
+              <w:rPr>
+                <w:b/>
+                <w:sz w:val="15"/>
+              </w:rPr>
+              <w:t>+5.33</w:t>
+            </w:r>
+          </w:p>
+        </w:tc>
+        <w:tc>
+          <w:tcPr>
+            <w:tcW w:type="dxa" w:w="1543"/>
+            <w:tcMar>
+              <w:top w:w="15" w:type="dxa"/>
+              <w:bottom w:w="15" w:type="dxa"/>
+              <w:left w:w="25" w:type="dxa"/>
+              <w:right w:w="25" w:type="dxa"/>
+            </w:tcMar>
+            <w:shd w:fill="FDEDEC"/>
+          </w:tcPr>
+          <w:p>
+            <w:pPr>
+              <w:jc w:val="center"/>
+            </w:pPr>
+            <w:r>
+              <w:rPr>
+                <w:b/>
+                <w:sz w:val="15"/>
+              </w:rPr>
+              <w:t>-1.34</w:t>
+            </w:r>
+          </w:p>
+        </w:tc>
+        <w:tc>
+          <w:tcPr>
+            <w:tcW w:type="dxa" w:w="1543"/>
+            <w:tcMar>
+              <w:top w:w="15" w:type="dxa"/>
+              <w:bottom w:w="15" w:type="dxa"/>
+              <w:left w:w="25" w:type="dxa"/>
+              <w:right w:w="25" w:type="dxa"/>
+            </w:tcMar>
+            <w:shd w:fill="FDEDEC"/>
+          </w:tcPr>
+          <w:p>
+            <w:pPr>
+              <w:jc w:val="center"/>
+            </w:pPr>
+            <w:r>
+              <w:rPr>
+                <w:b/>
+                <w:sz w:val="15"/>
+              </w:rPr>
+              <w:t>-2.66</w:t>
+            </w:r>
+          </w:p>
+        </w:tc>
+        <w:tc>
+          <w:tcPr>
+            <w:tcW w:type="dxa" w:w="1543"/>
+            <w:tcMar>
+              <w:top w:w="15" w:type="dxa"/>
+              <w:bottom w:w="15" w:type="dxa"/>
+              <w:left w:w="25" w:type="dxa"/>
+              <w:right w:w="25" w:type="dxa"/>
+            </w:tcMar>
+            <w:shd w:fill="E8F8F5"/>
+          </w:tcPr>
+          <w:p>
+            <w:pPr>
+              <w:jc w:val="center"/>
+            </w:pPr>
+            <w:r>
+              <w:rPr>
+                <w:b/>
+                <w:sz w:val="15"/>
+              </w:rPr>
+              <w:t>+1.33</w:t>
+            </w:r>
+          </w:p>
+        </w:tc>
+        <w:tc>
+          <w:tcPr>
+            <w:tcW w:type="dxa" w:w="1543"/>
+            <w:tcMar>
+              <w:top w:w="15" w:type="dxa"/>
+              <w:bottom w:w="15" w:type="dxa"/>
+              <w:left w:w="25" w:type="dxa"/>
+              <w:right w:w="25" w:type="dxa"/>
+            </w:tcMar>
+            <w:shd w:fill="E8F8F5"/>
+          </w:tcPr>
+          <w:p>
+            <w:pPr>
+              <w:jc w:val="center"/>
+            </w:pPr>
+            <w:r>
+              <w:rPr>
+                <w:b/>
+                <w:sz w:val="15"/>
+              </w:rPr>
+              <w:t>+5.00</w:t>
+            </w:r>
+          </w:p>
+        </w:tc>
+        <w:tc>
+          <w:tcPr>
+            <w:tcW w:type="dxa" w:w="1543"/>
+            <w:tcMar>
+              <w:top w:w="15" w:type="dxa"/>
+              <w:bottom w:w="15" w:type="dxa"/>
+              <w:left w:w="25" w:type="dxa"/>
+              <w:right w:w="25" w:type="dxa"/>
+            </w:tcMar>
+            <w:shd w:fill="E8F8F5"/>
+          </w:tcPr>
+          <w:p>
+            <w:pPr>
+              <w:jc w:val="center"/>
+            </w:pPr>
+            <w:r>
+              <w:rPr>
+                <w:b/>
+                <w:sz w:val="15"/>
+              </w:rPr>
+              <w:t>+1.33</w:t>
+            </w:r>
+          </w:p>
+        </w:tc>
+      </w:tr>
+    </w:tbl>
+    <w:p>
+      <w:pPr>
+        <w:spacing w:before="40" w:after="40"/>
+      </w:pPr>
+      <w:r>
+        <w:rPr>
+          <w:b/>
+          <w:color w:val="0E6655"/>
+          <w:sz w:val="16"/>
+        </w:rPr>
+        <w:t xml:space="preserve">⭐ En Yüksek Artış: Türkçe (+5.33 Net)  |  </w:t>
+      </w:r>
+      <w:r>
+        <w:rPr>
+          <w:b/>
+          <w:color w:val="B41414"/>
+          <w:sz w:val="16"/>
+        </w:rPr>
+        <w:t>⚠️ Takip / Müdahale Alanı: Din Kültürü (-2.66 Net)</w:t>
+      </w:r>
+    </w:p>
+    <w:p>
+      <w:pPr>
+        <w:spacing w:before="60" w:after="20"/>
+      </w:pPr>
+      <w:r>
+        <w:rPr>
+          <w:b/>
+          <w:color w:val="006666"/>
           <w:sz w:val="18"/>
         </w:rPr>
-        <w:t>1. GENEL KAZANIM BAŞARI VE EKSİK ENVANTERİ</w:t>
+        <w:t>2. GENEL KAZANIM BAŞARI VE EKSİK ENVANTERİ</w:t>
       </w:r>
     </w:p>
     <w:p>
@@ -1557,7 +2739,7 @@
           <w:color w:val="B41414"/>
           <w:sz w:val="16"/>
         </w:rPr>
-        <w:t>Türkçe: Öznel ve Nesnel Anlatımlı Cümleler, Türkçe: Tablo ve Grafik Yorumlama, Türkçe: Sebep-Sonuç, Amaç-Sonuç Cümleleri, Türkçe: Soru-Cevap, Din Kültürü: 5. Bir Ayet Tanıyorum: Ayet El- Kürsi ve Anlamı, Matematik: Üslü İfadelerle İlgili Temel Kuralları Anlar, Birbirine Denk İfadeler Oluşturur., Matematik: Verilen İki Doğal Sayının Aralarında Asal Olup Olmadığını Belirler., Matematik: Tam Sayıların, Tam Sayı Kuvvetlerini Hesaplar.</w:t>
+        <w:t>Fen Bilimleri: DNA ve Genetik Kod, Fen Bilimleri: DNA'nı Eşlenmesi</w:t>
       </w:r>
     </w:p>
     <w:p>
@@ -1576,7 +2758,7 @@
         <w:rPr>
           <w:sz w:val="16"/>
         </w:rPr>
-        <w:t>Matematik: İki Doğal Sayının En Büyük Ortak Bölenini (Ebob) ve En Küçük Ortak Katını (Ekok) Hesaplar, İlgili Problemleri Çözer. (%14), Fen Bilimleri: Mevsimlerin Oluşumu (%43)</w:t>
+        <w:t>Matematik: Üslü İfadeler (%33), Fen Bilimleri: DNA ve Yapısı (%33)</w:t>
       </w:r>
     </w:p>
     <w:p>
@@ -1596,7 +2778,7 @@
           <w:color w:val="0E6655"/>
           <w:sz w:val="16"/>
         </w:rPr>
-        <w:t>21 adet kazanımda %100 tam başarı sağlandı.</w:t>
+        <w:t>16 adet kazanımda %100 tam başarı sağlandı.</w:t>
       </w:r>
     </w:p>
     <w:p>
@@ -1609,7 +2791,7 @@
           <w:color w:val="1F497D"/>
           <w:sz w:val="18"/>
         </w:rPr>
-        <w:t>2. TÜM DERSLER İÇİN KİŞİSELLEŞTİRİLMİŞ BRANŞ GELİŞİM REÇETELERİ</w:t>
+        <w:t>3. TÜM DERSLER İÇİN KİŞİSELLEŞTİRİLMİŞ BRANŞ GELİŞİM REÇETELERİ</w:t>
       </w:r>
     </w:p>
     <w:tbl>
@@ -1659,7 +2841,7 @@
                 <w:color w:val="3C3C3C"/>
                 <w:sz w:val="15"/>
               </w:rPr>
-              <w:t>[Net: 7.00 | D: 10 | Y: 9 | B: 1 | Başarı: %35.0]</w:t>
+              <w:t>[Net: 8.33 | D: 11 | Y: 8 | B: 1 | Başarı: %41.6]</w:t>
             </w:r>
           </w:p>
         </w:tc>
@@ -1691,7 +2873,26 @@
               <w:rPr>
                 <w:sz w:val="15"/>
               </w:rPr>
-              <w:t>Mevsimlerin Oluşumu: %42.9 | İklim ve Hava Hareketleri: %66.7</w:t>
+              <w:t>Mevsimlerin Oluşumu: %50.0 | DNA ve Genetik Kod: %0.0 | İklim ve Hava Olayları: %100.0 | DNA ve Yapısı: %33.3 | DNA'nı Eşlenmesi: %0.0</w:t>
+            </w:r>
+          </w:p>
+          <w:p>
+            <w:pPr>
+              <w:spacing w:after="20"/>
+            </w:pPr>
+            <w:r>
+              <w:rPr>
+                <w:b/>
+                <w:color w:val="B41414"/>
+                <w:sz w:val="15"/>
+              </w:rPr>
+              <w:t xml:space="preserve">🔴 Sıfır Çekilen Kazanımlar (%0): </w:t>
+            </w:r>
+            <w:r>
+              <w:rPr>
+                <w:sz w:val="15"/>
+              </w:rPr>
+              <w:t>DNA ve Genetik Kod, DNA'nı Eşlenmesi</w:t>
             </w:r>
           </w:p>
           <w:p>
@@ -1710,7 +2911,7 @@
               <w:rPr>
                 <w:sz w:val="15"/>
               </w:rPr>
-              <w:t>Mevsimlerin Oluşumu (%43), İklim ve Hava Hareketleri (%67)</w:t>
+              <w:t>Mevsimlerin Oluşumu (%50), DNA ve Yapısı (%33)</w:t>
             </w:r>
           </w:p>
           <w:p>
@@ -1729,7 +2930,7 @@
               <w:rPr>
                 <w:sz w:val="15"/>
               </w:rPr>
-              <w:t>Fen Bilimleri netin: 7.00 (10 Doğru, 9 Yanlış, 1 Boş). Fen Bilimleri dersi öncelikli müdahale alanındır (7.00 Net, 9 Yanlış). Kesin Kural: Emin olmadığın soruları rastgele tahminle işaretleme; bilmediğini boş bırakmak dahi netini hemen yükseltecektir. 'Mevsimlerin Oluşumu' (%43) temel kavramlarını sıfırdan çalış. Haftalık 30 temel seviye kazanım sorusu çöz ve yapamadığın her soruyu öğretmenine sor.</w:t>
+              <w:t>Fen Bilimleri netin: 8.33 (11 Doğru, 8 Yanlış, 1 Boş). Fen Bilimleri dersi öncelikli müdahale alanındır (8.33 Net, 8 Yanlış). Kesin Kural: Emin olmadığın soruları rastgele tahminle işaretleme; bilmediğini boş bırakmak dahi netini hemen yükseltecektir. Haftalık 30 temel seviye kazanım sorusu çöz ve yapamadığın her soruyu öğretmenine sor.</w:t>
             </w:r>
           </w:p>
           <w:p>
@@ -1742,20 +2943,20 @@
                 <w:color w:val="C0392B"/>
                 <w:sz w:val="15"/>
               </w:rPr>
-              <w:t xml:space="preserve">📺 Önerilen YouTube Desteği (Temel Seviye): </w:t>
+              <w:t xml:space="preserve">📺 Önerilen YouTube Desteği (Orta Seviye): </w:t>
             </w:r>
             <w:r>
               <w:rPr>
                 <w:b/>
                 <w:sz w:val="15"/>
               </w:rPr>
-              <w:t xml:space="preserve">Kanal: Derslike | </w:t>
+              <w:t xml:space="preserve">Kanal: Mehmet Hoca ile Fen | </w:t>
             </w:r>
             <w:r>
               <w:rPr>
                 <w:sz w:val="15"/>
               </w:rPr>
-              <w:t>Odak: Görsel ve 3D Animasyonlu Temel Anlatım. Taktik: Mevsimler ve İklim konularındaki 3D modellemeleri ve Güneş ışınlarının geliş açılarını dikkatle izle.</w:t>
+              <w:t>Odak: Kazanım Pekiştirme &amp; Deney Analizi. Taktik: Deney sorularındaki bağımsız/bağımlı/kontrol değişkeni çözüm adımlarını birebir uygula.</w:t>
             </w:r>
           </w:p>
         </w:tc>
@@ -1813,7 +3014,7 @@
                 <w:color w:val="3C3C3C"/>
                 <w:sz w:val="15"/>
               </w:rPr>
-              <w:t>[Net: 2.00 | D: 4 | Y: 6 | B: 10 | Başarı: %10.0]</w:t>
+              <w:t>[Net: 7.00 | D: 9 | Y: 6 | B: 5 | Başarı: %35.0]</w:t>
             </w:r>
           </w:p>
         </w:tc>
@@ -1845,26 +3046,7 @@
               <w:rPr>
                 <w:sz w:val="15"/>
               </w:rPr>
-              <w:t>Çarpanlar ve Katlar / Asal Çarpanlar: %75 | EBOB-EKOK Problemleri: %14 | Üslü İfadeler Temel Kuralları: %0 | Aralarında Asal Sayılar: %0 | Tam Sayı Kuvvetleri (Negatif Üs): %0</w:t>
-            </w:r>
-          </w:p>
-          <w:p>
-            <w:pPr>
-              <w:spacing w:after="20"/>
-            </w:pPr>
-            <w:r>
-              <w:rPr>
-                <w:b/>
-                <w:color w:val="B41414"/>
-                <w:sz w:val="15"/>
-              </w:rPr>
-              <w:t xml:space="preserve">🔴 Sıfır Çekilen Kazanımlar (%0): </w:t>
-            </w:r>
-            <w:r>
-              <w:rPr>
-                <w:sz w:val="15"/>
-              </w:rPr>
-              <w:t>Üslü İfadeler Temel Kuralları, Aralarında Asal Sayılar, Tam Sayı Kuvvetleri (Negatif Üs)</w:t>
+              <w:t>Çarpanlar ve Katlar: %57 | Ebob-Ekok Problemleri: %50 | Üslü İfadeler: %33</w:t>
             </w:r>
           </w:p>
           <w:p>
@@ -1883,7 +3065,7 @@
               <w:rPr>
                 <w:sz w:val="15"/>
               </w:rPr>
-              <w:t>Çarpanlar ve Katlar / Asal Çarpanlar (%75), EBOB-EKOK Problemleri (%14)</w:t>
+              <w:t>Çarpanlar ve Katlar (%57), Ebob-Ekok Problemleri (%50), Üslü İfadeler (%33)</w:t>
             </w:r>
           </w:p>
           <w:p>
@@ -1902,7 +3084,7 @@
               <w:rPr>
                 <w:sz w:val="15"/>
               </w:rPr>
-              <w:t xml:space="preserve">Matematik netin: 2.00 (4 Doğru, 6 Yanlış, 10 Boş). Matematik dersi LGS başarında en kritik sıçrama alanındır (2.00 Net, 6 Yanlış). Stratejik Kural: Bilmediğin soruyu boş bırakmak 0.33 net kazandırır; rastgele tahmin yapmayı derhal bırak! Öncelikle [Üslü İfadeler Temel Kuralları, Aralarında Asal Sayılar] konularındaki temel kazanım kavrama testlerini çöz. </w:t>
+              <w:t>Matematik netin: 7.00 (9 Doğru, 6 Yanlış, 5 Boş). Temel matematik altyapın oluşmuş ancak 6 yanlış ve 5 boş puanını sınırlamış. Kritik açıkların olan [Çarpanlar ve Katlar (%57), Ebob-Ekok Problemleri (%50), Üslü İfadeler (%33)] konularında 'Verilenleri Yaz -&gt; Şemayı Çiz -&gt; Matematiksel Modeli Kur' 3 adımlı protokolünü uygula. Günde en az 20 adet yeni nesil soru çözerek işlem hızını artır.</w:t>
             </w:r>
           </w:p>
           <w:p>
@@ -1986,7 +3168,7 @@
                 <w:color w:val="3C3C3C"/>
                 <w:sz w:val="15"/>
               </w:rPr>
-              <w:t>[Net: 10.67 | D: 13 | Y: 7 | B: 0 | Başarı: %53.3]</w:t>
+              <w:t>[Net: 16.00 | D: 17 | Y: 3 | B: 0 | Başarı: %80.0]</w:t>
             </w:r>
           </w:p>
         </w:tc>
@@ -2018,26 +3200,7 @@
               <w:rPr>
                 <w:sz w:val="15"/>
               </w:rPr>
-              <w:t>10/16 Tam Başarı | Gelişim Alanları: Sözcük ve Sözcük Gruplarında Anlam: %50 | Öznel ve Nesnel Anlatımlı Cümleler: %0 | Tablo ve Grafik Yorumlama: %0 | FİİLİMSİLER: %50</w:t>
-            </w:r>
-          </w:p>
-          <w:p>
-            <w:pPr>
-              <w:spacing w:after="20"/>
-            </w:pPr>
-            <w:r>
-              <w:rPr>
-                <w:b/>
-                <w:color w:val="B41414"/>
-                <w:sz w:val="15"/>
-              </w:rPr>
-              <w:t xml:space="preserve">🔴 Sıfır Çekilen Kazanımlar (%0): </w:t>
-            </w:r>
-            <w:r>
-              <w:rPr>
-                <w:sz w:val="15"/>
-              </w:rPr>
-              <w:t>Öznel ve Nesnel Anlatımlı Cümleler, Tablo ve Grafik Yorumlama, Sebep-Sonuç, Amaç-Sonuç Cümleleri, Soru-Cevap</w:t>
+              <w:t>8/16 Tam Başarı | Gelişim Alanları: Sözcükte Anlam: %75 | Cümlede Anlam: %67 | Grafik ve Tablo Okuma: %50</w:t>
             </w:r>
           </w:p>
           <w:p>
@@ -2056,7 +3219,7 @@
               <w:rPr>
                 <w:sz w:val="15"/>
               </w:rPr>
-              <w:t>Sözcük ve Sözcük Gruplarında Anlam (%50), FİİLİMSİLER (%50)</w:t>
+              <w:t>Sözcükte Anlam (%75), Cümlede Anlam (%67), Grafik ve Tablo Okuma (%50)</w:t>
             </w:r>
           </w:p>
           <w:p>
@@ -2075,7 +3238,7 @@
               <w:rPr>
                 <w:sz w:val="15"/>
               </w:rPr>
-              <w:t>Türkçe branş netin: 10.67 (13 Doğru, 7 Yanlış, 0 Boş). Ortalama üstü bir performans olmakla birlikte 7 yanlış başarı payını törpülemiş. Öncelikli olarak sıfır çektiğin [Öznel ve Nesnel Anlatımlı Cümleler, Tablo ve Grafik Yorumlama] konularındaki kavram ve kuralları tekrar et. Kısmi kayıp yaşadığın [Sözcük ve Sözcük Gruplarında Anlam (%50), FİİLİMSİLER (%50)] alanlarında metindeki açık kanıtın altını çizerek çöz. Günde 20 paragraf sorusu çöz; iki şık arasında kaldığında işaretleme yapmayıp boş bırak.</w:t>
+              <w:t>Türkçe branş netin: 16.00 (17 Doğru, 3 Yanlış, 0 Boş). Okuduğunu anlama, çıkarım ve muhakeme gücün çok yüksek. Kısmi kayıp yaşadığın [Sözcükte Anlam (%75), Cümlede Anlam (%67)] alanlarını gözden geçirerek 20'de 20 full hedefini yakala.</w:t>
             </w:r>
           </w:p>
           <w:p>
@@ -2088,20 +3251,20 @@
                 <w:color w:val="C0392B"/>
                 <w:sz w:val="15"/>
               </w:rPr>
-              <w:t xml:space="preserve">📺 Önerilen YouTube Desteği (Orta Seviye): </w:t>
+              <w:t xml:space="preserve">📺 Önerilen YouTube Desteği (İleri Düzey (Şampiyon)): </w:t>
             </w:r>
             <w:r>
               <w:rPr>
                 <w:b/>
                 <w:sz w:val="15"/>
               </w:rPr>
-              <w:t xml:space="preserve">Kanal: Hız Yayınları veya Ebubekir Hoca ile Türkçe | </w:t>
+              <w:t xml:space="preserve">Kanal: Hız Yayınları veya Ebubekir Hoca | </w:t>
             </w:r>
             <w:r>
               <w:rPr>
                 <w:sz w:val="15"/>
               </w:rPr>
-              <w:t>Odak: Paragraf Taktikleri &amp; Çeldirici Eleme. Taktik: Paragraf sorularında hocanın anahtar kelimeleri ve metin kanıtlarını nasıl çizdiğine dikkat et.</w:t>
+              <w:t>Odak: MEB Çıkmış &amp; Özgün Yeni Nesil Çözümleri. Taktik: İki güçlü çeldirici arasında kaldığında doğru seçeneğe götüren mantık ipuçlarını incele.</w:t>
             </w:r>
           </w:p>
         </w:tc>
@@ -2159,7 +3322,7 @@
                 <w:color w:val="3C3C3C"/>
                 <w:sz w:val="15"/>
               </w:rPr>
-              <w:t>[Net: 8.67 | D: 9 | Y: 1 | B: 0 | Başarı: %86.7]</w:t>
+              <w:t>[Net: 7.33 | D: 8 | Y: 2 | B: 0 | Başarı: %73.3]</w:t>
             </w:r>
           </w:p>
         </w:tc>
@@ -2191,7 +3354,7 @@
               <w:rPr>
                 <w:sz w:val="15"/>
               </w:rPr>
-              <w:t>Mustafa Kemal'in Öğrenim Hayatı: %67 | Uyanan Avrupa ve Sarsılan Osmanlı: %100 | Mustafa Kemal'in Fikir Hayatını Etkileyen Olaylar: %100 | Mustafa Kemal'in Askerlik Hayatı: %100</w:t>
+              <w:t>20. Yüzyıl Başlarında Osmanlı: %100 | M. Kemal'in Fikir Hayatını Etkileyen Olay ve Kişiler: %100 | M. Kemal'in Çocukluk Dönemi ve Öğrenim Hayatı: %67 | M. Kemal'İn Askerlik Hayatı: %50</w:t>
             </w:r>
           </w:p>
           <w:p>
@@ -2210,7 +3373,7 @@
               <w:rPr>
                 <w:sz w:val="15"/>
               </w:rPr>
-              <w:t>Mustafa Kemal'in Öğrenim Hayatı (%67)</w:t>
+              <w:t>M. Kemal'in Çocukluk Dönemi ve Öğrenim Hayatı (%67), M. Kemal'İn Askerlik Hayatı (%50)</w:t>
             </w:r>
           </w:p>
           <w:p>
@@ -2229,7 +3392,7 @@
               <w:rPr>
                 <w:sz w:val="15"/>
               </w:rPr>
-              <w:t>İnkılap Tarihi netin: 8.67 (9 Doğru, 1 Yanlış, 0 Boş). Tarihsel kronoloji ve neden-sonuç analiz kabiliyetin çok güçlü. Tek net kaybının yaşandığı 'Mustafa Kemal'in Öğrenim Hayatı' konusundaki kavram haritasını inceleyerek 10'da 10 full hedefini sürdür.</w:t>
+              <w:t>İnkılap Tarihi netin: 7.33 (8 Doğru, 2 Yanlış, 0 Boş). Hedeflenen seviyenin altında kalındı (7.33 Net). Pekiştirilmesi gereken [M. Kemal'in Çocukluk Dönemi ve Öğrenim Hayatı (%67), M. Kemal'İn Askerlik Hayatı (%50)] konularında kronoloji tablosu çıkar. Sorularda 'Yalnızca bu bilgiye göre' köklerine dikkat et; metne sadık kal. Haftalık 25 soru çöz.</w:t>
             </w:r>
           </w:p>
           <w:p>
@@ -2242,20 +3405,20 @@
                 <w:color w:val="C0392B"/>
                 <w:sz w:val="15"/>
               </w:rPr>
-              <w:t xml:space="preserve">📺 Önerilen YouTube Desteği (İleri Düzey (Şampiyon)): </w:t>
+              <w:t xml:space="preserve">📺 Önerilen YouTube Desteği (Orta Seviye): </w:t>
             </w:r>
             <w:r>
               <w:rPr>
                 <w:b/>
                 <w:sz w:val="15"/>
               </w:rPr>
-              <w:t xml:space="preserve">Kanal: Buğra Hoca Sosyal Bilgiler Dersliği | </w:t>
+              <w:t xml:space="preserve">Kanal: Sosyal Kale | </w:t>
             </w:r>
             <w:r>
               <w:rPr>
                 <w:sz w:val="15"/>
               </w:rPr>
-              <w:t>Odak: Kritik Çeldiriciler &amp; MEB Tarzı Uç Sorular. Taktik: Tarihsel kavramların güncel yorumlarla ilişkilendirildiği zor soru tiplerine odaklan.</w:t>
+              <w:t>Odak: Soru Çözüm Taktikleri &amp; Neden-Sonuç İlişkisi. Taktik: 'Yalnızca bu bilgiye göre' tarzı sorularda metin dışına çıkmama kuralını pekiştir.</w:t>
             </w:r>
           </w:p>
         </w:tc>
@@ -2313,7 +3476,7 @@
                 <w:color w:val="3C3C3C"/>
                 <w:sz w:val="15"/>
               </w:rPr>
-              <w:t>[Net: 7.33 | D: 8 | Y: 2 | B: 0 | Başarı: %73.3]</w:t>
+              <w:t>[Net: 4.67 | D: 6 | Y: 4 | B: 0 | Başarı: %46.7]</w:t>
             </w:r>
           </w:p>
         </w:tc>
@@ -2345,26 +3508,7 @@
               <w:rPr>
                 <w:sz w:val="15"/>
               </w:rPr>
-              <w:t>Kader ve Kaza İnancı: %100 | İnsanın İradesi ve Kader: %100 | Kader Kavramları (Ömür, Ecel, Rızık, Tevekkül): %67 | Ayet el-Kürsi ve Anlamı: %0 | Hz. Musa (A.S.) ve Mücadelesi: %100</w:t>
-            </w:r>
-          </w:p>
-          <w:p>
-            <w:pPr>
-              <w:spacing w:after="20"/>
-            </w:pPr>
-            <w:r>
-              <w:rPr>
-                <w:b/>
-                <w:color w:val="B41414"/>
-                <w:sz w:val="15"/>
-              </w:rPr>
-              <w:t xml:space="preserve">🔴 Sıfır Çekilen Kazanımlar (%0): </w:t>
-            </w:r>
-            <w:r>
-              <w:rPr>
-                <w:sz w:val="15"/>
-              </w:rPr>
-              <w:t>Ayet el-Kürsi ve Anlamı</w:t>
+              <w:t>Kaza Ve Kader: %60 | İnsanın Özgürlüğü Ve Sorumluluğu: %67 | Kaderle İlgili Kavramlar: %50</w:t>
             </w:r>
           </w:p>
           <w:p>
@@ -2383,7 +3527,7 @@
               <w:rPr>
                 <w:sz w:val="15"/>
               </w:rPr>
-              <w:t>Kader Kavramları (Ömür, Ecel, Rızık, Tevekkül) (%67)</w:t>
+              <w:t>Kaza Ve Kader (%60), İnsanın Özgürlüğü Ve Sorumluluğu (%67), Kaderle İlgili Kavramlar (%50)</w:t>
             </w:r>
           </w:p>
           <w:p>
@@ -2402,7 +3546,7 @@
               <w:rPr>
                 <w:sz w:val="15"/>
               </w:rPr>
-              <w:t>Din Kültürü netin: 7.33 (8 Doğru, 2 Yanlış, 0 Boş). Din Kültürü netin (7.33) potansiyelinin altında. Sıfır çektiğin [Ayet el-Kürsi ve Anlamı] konusunu mutlaka tekrar et. Kavram karmaşası yaşanan [Kader Kavramları (Ömür, Ecel, Rızık, Tevekkül) (%67)] alanlarına odaklan. Ömür, ecel, rızık, tevekkül, cüzi/külli irade kavramlarını sözlük kartlarına yazıp ezberle. Ayet-el Kürsi ana fikrine ve yasalara çalış.</w:t>
+              <w:t>Din Kültürü netin: 4.67 (6 Doğru, 4 Yanlış, 0 Boş). Din Kültürü netin (4.67) potansiyelinin altında. Kavram karmaşası yaşanan [Kaza Ve Kader (%60), İnsanın Özgürlüğü Ve Sorumluluğu (%67), Kaderle İlgili Kavramlar (%50)] alanlarına odaklan. Ömür, ecel, rızık, tevekkül, cüzi/külli irade kavramlarını sözlük kartlarına yazıp ezberle. Ayet-el Kürsi ana fikrine ve yasalara çalış.</w:t>
             </w:r>
           </w:p>
           <w:p>
@@ -2415,7 +3559,7 @@
                 <w:color w:val="C0392B"/>
                 <w:sz w:val="15"/>
               </w:rPr>
-              <w:t xml:space="preserve">📺 Önerilen YouTube Desteği (Orta Seviye): </w:t>
+              <w:t xml:space="preserve">📺 Önerilen YouTube Desteği (Temel Seviye): </w:t>
             </w:r>
             <w:r>
               <w:rPr>
@@ -2428,7 +3572,7 @@
               <w:rPr>
                 <w:sz w:val="15"/>
               </w:rPr>
-              <w:t>Odak: Ayet Yorumlama &amp; MEB Örnek Soruları. Taktik: Ayet-el Kürsi ana fikri ve evrensel yasalarla ilgili soru kalıplarını videoyla paralel çöz.</w:t>
+              <w:t>Odak: Kaza-Kader Temel Kavramları &amp; Ayet Mealleri. Taktik: Ömür, ecel, rızık, tevekkül ve yasalar konusunu hocanın kavram tablolarından tekrar et.</w:t>
             </w:r>
           </w:p>
         </w:tc>
@@ -2486,7 +3630,7 @@
                 <w:color w:val="3C3C3C"/>
                 <w:sz w:val="15"/>
               </w:rPr>
-              <w:t>[Net: 8.67 | D: 9 | Y: 1 | B: 0 | Başarı: %86.7]</w:t>
+              <w:t>[Net: 10.00 | D: 10 | Y: 0 | B: 0 | Başarı: %100.0]</w:t>
             </w:r>
           </w:p>
         </w:tc>
@@ -2518,26 +3662,7 @@
               <w:rPr>
                 <w:sz w:val="15"/>
               </w:rPr>
-              <w:t>Davet Kartları / Mektupları (Invitation): %100 | Daveti Kabul &amp; Reddetme Kalıpları: %100 | Basit Sorular Sorma (Simple Inquiries): %50 | Friendship Okuduğunu Anlama: %100 | Kişisel Özellikler / Sıfatlar (Qualities): %100 | Mazeret Bildirme ve Özür Dileme: %100</w:t>
-            </w:r>
-          </w:p>
-          <w:p>
-            <w:pPr>
-              <w:spacing w:after="20"/>
-            </w:pPr>
-            <w:r>
-              <w:rPr>
-                <w:b/>
-                <w:color w:val="B46400"/>
-                <w:sz w:val="15"/>
-              </w:rPr>
-              <w:t xml:space="preserve">🟡 Pekiştirilecek Kazanımlar (&lt;%100): </w:t>
-            </w:r>
-            <w:r>
-              <w:rPr>
-                <w:sz w:val="15"/>
-              </w:rPr>
-              <w:t>Basit Sorular Sorma (Simple Inquiries) (%50)</w:t>
+              <w:t>Teklif Yapma, Kabul Etme, Özür Dileme: %100 | Frıendshıp: %100 | The Internet: %100 | Tercihleri İfade Etme: %100 | Soru Cümlesi: %100</w:t>
             </w:r>
           </w:p>
           <w:p>
@@ -2556,7 +3681,7 @@
               <w:rPr>
                 <w:sz w:val="15"/>
               </w:rPr>
-              <w:t>İngilizce branş netin: 8.67 (9 Doğru, 1 Yanlış, 0 Boş). Friendship ünitesi kelime ve diyalog hakimiyetin çok iyi. Tek net kaybının yaşandığı 'Basit Sorular Sorma' kalıbını gözden geçirerek 10'da 10 yapabilirsin.</w:t>
+              <w:t>İngilizce branş netin: 10.00 (10 Doğru, 0 Yanlış, 0 Boş). Friendship ünitesi kelime ve diyalog hakimiyetin çok iyi. 6 kazanımın tamamında %100 tam başarı sağladın. Soru köklerindeki olumsuz ifadelere (NOT, except) dikkat et.</w:t>
             </w:r>
           </w:p>
           <w:p>
@@ -2603,7 +3728,7 @@
           <w:color w:val="006666"/>
           <w:sz w:val="18"/>
         </w:rPr>
-        <w:t>3. KİŞİSELLEŞTİRİLMİŞ HEDEFLER VE EYLEM TAKVİMİ</w:t>
+        <w:t>4. KİŞİSELLEŞTİRİLMİŞ HEDEFLER VE EYLEM TAKVİMİ</w:t>
       </w:r>
     </w:p>
     <w:p>
@@ -2622,7 +3747,7 @@
         <w:rPr>
           <w:sz w:val="16"/>
         </w:rPr>
-        <w:t>48.34 Net (İlk hedefli konu tekrarları ve ödev kontrolü sonrası)</w:t>
+        <w:t>57.33 Net (İlk hedefli konu tekrarları ve ödev kontrolü sonrası)</w:t>
       </w:r>
     </w:p>
     <w:p>
@@ -2641,7 +3766,7 @@
         <w:rPr>
           <w:sz w:val="16"/>
         </w:rPr>
-        <w:t>52.34 Net (Ölçülebilir bir sonraki resmi deneme sınavı hedefi)</w:t>
+        <w:t>61.33 Net (Ölçülebilir bir sonraki resmi deneme sınavı hedefi)</w:t>
       </w:r>
     </w:p>
     <w:p>
